--- a/Dot net Core/Chapter 4/SQL/Stored Procedures_Notes.docx
+++ b/Dot net Core/Chapter 4/SQL/Stored Procedures_Notes.docx
@@ -1,6 +1,6 @@
 
 <file path=word/document.xml><?xml version="1.0" encoding="utf-8"?>
-<w:document xmlns:wpc="http://schemas.microsoft.com/office/word/2010/wordprocessingCanvas" xmlns:mc="http://schemas.openxmlformats.org/markup-compatibility/2006" xmlns:o="urn:schemas-microsoft-com:office:office" xmlns:r="http://schemas.openxmlformats.org/officeDocument/2006/relationships" xmlns:m="http://schemas.openxmlformats.org/officeDocument/2006/math" xmlns:v="urn:schemas-microsoft-com:vml" xmlns:wp14="http://schemas.microsoft.com/office/word/2010/wordprocessingDrawing" xmlns:wp="http://schemas.openxmlformats.org/drawingml/2006/wordprocessingDrawing" xmlns:w10="urn:schemas-microsoft-com:office:word" xmlns:w="http://schemas.openxmlformats.org/wordprocessingml/2006/main" xmlns:w14="http://schemas.microsoft.com/office/word/2010/wordml" xmlns:w15="http://schemas.microsoft.com/office/word/2012/wordml" xmlns:wpg="http://schemas.microsoft.com/office/word/2010/wordprocessingGroup" xmlns:wpi="http://schemas.microsoft.com/office/word/2010/wordprocessingInk" xmlns:wne="http://schemas.microsoft.com/office/word/2006/wordml" xmlns:wps="http://schemas.microsoft.com/office/word/2010/wordprocessingShape" mc:Ignorable="w14 w15 wp14">
+<w:document xmlns:wpc="http://schemas.microsoft.com/office/word/2010/wordprocessingCanvas" xmlns:cx="http://schemas.microsoft.com/office/drawing/2014/chartex" xmlns:cx1="http://schemas.microsoft.com/office/drawing/2015/9/8/chartex" xmlns:cx2="http://schemas.microsoft.com/office/drawing/2015/10/21/chartex" xmlns:cx3="http://schemas.microsoft.com/office/drawing/2016/5/9/chartex" xmlns:cx4="http://schemas.microsoft.com/office/drawing/2016/5/10/chartex" xmlns:cx5="http://schemas.microsoft.com/office/drawing/2016/5/11/chartex" xmlns:cx6="http://schemas.microsoft.com/office/drawing/2016/5/12/chartex" xmlns:cx7="http://schemas.microsoft.com/office/drawing/2016/5/13/chartex" xmlns:cx8="http://schemas.microsoft.com/office/drawing/2016/5/14/chartex" xmlns:mc="http://schemas.openxmlformats.org/markup-compatibility/2006" xmlns:aink="http://schemas.microsoft.com/office/drawing/2016/ink" xmlns:am3d="http://schemas.microsoft.com/office/drawing/2017/model3d" xmlns:o="urn:schemas-microsoft-com:office:office" xmlns:oel="http://schemas.microsoft.com/office/2019/extlst" xmlns:r="http://schemas.openxmlformats.org/officeDocument/2006/relationships" xmlns:m="http://schemas.openxmlformats.org/officeDocument/2006/math" xmlns:v="urn:schemas-microsoft-com:vml" xmlns:wp14="http://schemas.microsoft.com/office/word/2010/wordprocessingDrawing" xmlns:wp="http://schemas.openxmlformats.org/drawingml/2006/wordprocessingDrawing" xmlns:w10="urn:schemas-microsoft-com:office:word" xmlns:w="http://schemas.openxmlformats.org/wordprocessingml/2006/main" xmlns:w14="http://schemas.microsoft.com/office/word/2010/wordml" xmlns:w15="http://schemas.microsoft.com/office/word/2012/wordml" xmlns:w16cex="http://schemas.microsoft.com/office/word/2018/wordml/cex" xmlns:w16cid="http://schemas.microsoft.com/office/word/2016/wordml/cid" xmlns:w16="http://schemas.microsoft.com/office/word/2018/wordml" xmlns:w16du="http://schemas.microsoft.com/office/word/2023/wordml/word16du" xmlns:w16sdtdh="http://schemas.microsoft.com/office/word/2020/wordml/sdtdatahash" xmlns:w16sdtfl="http://schemas.microsoft.com/office/word/2024/wordml/sdtformatlock" xmlns:w16se="http://schemas.microsoft.com/office/word/2015/wordml/symex" xmlns:wpg="http://schemas.microsoft.com/office/word/2010/wordprocessingGroup" xmlns:wpi="http://schemas.microsoft.com/office/word/2010/wordprocessingInk" xmlns:wne="http://schemas.microsoft.com/office/word/2006/wordml" xmlns:wps="http://schemas.microsoft.com/office/word/2010/wordprocessingShape" mc:Ignorable="w14 w15 w16se w16cid w16 w16cex w16sdtdh w16sdtfl w16du wp14">
   <w:body>
     <w:p>
       <w:pPr>
@@ -297,25 +297,7 @@
           <w:b/>
           <w:bCs/>
         </w:rPr>
-        <w:t xml:space="preserve">Example 1: Stored Procedure </w:t>
-      </w:r>
-      <w:proofErr w:type="gramStart"/>
-      <w:r>
-        <w:rPr>
-          <w:rStyle w:val="Strong"/>
-          <w:b/>
-          <w:bCs/>
-        </w:rPr>
-        <w:t>Without</w:t>
-      </w:r>
-      <w:proofErr w:type="gramEnd"/>
-      <w:r>
-        <w:rPr>
-          <w:rStyle w:val="Strong"/>
-          <w:b/>
-          <w:bCs/>
-        </w:rPr>
-        <w:t xml:space="preserve"> Parameters</w:t>
+        <w:t>Example 1: Stored Procedure Without Parameters</w:t>
       </w:r>
     </w:p>
     <w:p>
@@ -640,16 +622,8 @@
         <w:rPr>
           <w:rStyle w:val="hljs-variable"/>
         </w:rPr>
-        <w:t>@</w:t>
-      </w:r>
-      <w:proofErr w:type="spellStart"/>
-      <w:r>
-        <w:rPr>
-          <w:rStyle w:val="hljs-variable"/>
-        </w:rPr>
-        <w:t>MinMarks</w:t>
-      </w:r>
-      <w:proofErr w:type="spellEnd"/>
+        <w:t>@MinMarks</w:t>
+      </w:r>
       <w:r>
         <w:rPr>
           <w:rStyle w:val="HTMLCode"/>
@@ -769,98 +743,82 @@
         <w:rPr>
           <w:rStyle w:val="hljs-variable"/>
         </w:rPr>
-        <w:t>@</w:t>
+        <w:t>@MinMarks</w:t>
+      </w:r>
+      <w:r>
+        <w:rPr>
+          <w:rStyle w:val="HTMLCode"/>
+        </w:rPr>
+        <w:t>;</w:t>
+      </w:r>
+    </w:p>
+    <w:p>
+      <w:pPr>
+        <w:pStyle w:val="HTMLPreformatted"/>
+        <w:rPr>
+          <w:rStyle w:val="HTMLCode"/>
+        </w:rPr>
+      </w:pPr>
+      <w:r>
+        <w:rPr>
+          <w:rStyle w:val="hljs-keyword"/>
+        </w:rPr>
+        <w:t>END</w:t>
+      </w:r>
+      <w:r>
+        <w:rPr>
+          <w:rStyle w:val="HTMLCode"/>
+        </w:rPr>
+        <w:t>;</w:t>
+      </w:r>
+    </w:p>
+    <w:p>
+      <w:pPr>
+        <w:pStyle w:val="NormalWeb"/>
+      </w:pPr>
+      <w:r>
+        <w:rPr>
+          <w:rStyle w:val="Strong"/>
+        </w:rPr>
+        <w:t>To Execute the Procedure</w:t>
+      </w:r>
+    </w:p>
+    <w:p>
+      <w:pPr>
+        <w:pStyle w:val="HTMLPreformatted"/>
+      </w:pPr>
+      <w:r>
+        <w:rPr>
+          <w:rStyle w:val="hljs-keyword"/>
+        </w:rPr>
+        <w:t>EXEC</w:t>
+      </w:r>
+      <w:r>
+        <w:rPr>
+          <w:rStyle w:val="HTMLCode"/>
+        </w:rPr>
+        <w:t xml:space="preserve"> </w:t>
       </w:r>
       <w:proofErr w:type="spellStart"/>
       <w:r>
         <w:rPr>
+          <w:rStyle w:val="HTMLCode"/>
+        </w:rPr>
+        <w:t>GetStudentsByMarks</w:t>
+      </w:r>
+      <w:proofErr w:type="spellEnd"/>
+      <w:r>
+        <w:rPr>
+          <w:rStyle w:val="HTMLCode"/>
+        </w:rPr>
+        <w:t xml:space="preserve"> </w:t>
+      </w:r>
+      <w:r>
+        <w:rPr>
           <w:rStyle w:val="hljs-variable"/>
         </w:rPr>
-        <w:t>MinMarks</w:t>
-      </w:r>
-      <w:proofErr w:type="spellEnd"/>
-      <w:r>
-        <w:rPr>
-          <w:rStyle w:val="HTMLCode"/>
-        </w:rPr>
-        <w:t>;</w:t>
-      </w:r>
-    </w:p>
-    <w:p>
-      <w:pPr>
-        <w:pStyle w:val="HTMLPreformatted"/>
-        <w:rPr>
-          <w:rStyle w:val="HTMLCode"/>
-        </w:rPr>
-      </w:pPr>
-      <w:r>
-        <w:rPr>
-          <w:rStyle w:val="hljs-keyword"/>
-        </w:rPr>
-        <w:t>END</w:t>
-      </w:r>
-      <w:r>
-        <w:rPr>
-          <w:rStyle w:val="HTMLCode"/>
-        </w:rPr>
-        <w:t>;</w:t>
-      </w:r>
-    </w:p>
-    <w:p>
-      <w:pPr>
-        <w:pStyle w:val="NormalWeb"/>
-      </w:pPr>
-      <w:r>
-        <w:rPr>
-          <w:rStyle w:val="Strong"/>
-        </w:rPr>
-        <w:t>To Execute the Procedure</w:t>
-      </w:r>
-    </w:p>
-    <w:p>
-      <w:pPr>
-        <w:pStyle w:val="HTMLPreformatted"/>
-      </w:pPr>
-      <w:r>
-        <w:rPr>
-          <w:rStyle w:val="hljs-keyword"/>
-        </w:rPr>
-        <w:t>EXEC</w:t>
-      </w:r>
-      <w:r>
-        <w:rPr>
-          <w:rStyle w:val="HTMLCode"/>
-        </w:rPr>
-        <w:t xml:space="preserve"> </w:t>
-      </w:r>
-      <w:proofErr w:type="spellStart"/>
-      <w:r>
-        <w:rPr>
-          <w:rStyle w:val="HTMLCode"/>
-        </w:rPr>
-        <w:t>GetStudentsByMarks</w:t>
-      </w:r>
-      <w:proofErr w:type="spellEnd"/>
-      <w:r>
-        <w:rPr>
-          <w:rStyle w:val="HTMLCode"/>
-        </w:rPr>
-        <w:t xml:space="preserve"> </w:t>
-      </w:r>
-      <w:r>
-        <w:rPr>
-          <w:rStyle w:val="hljs-variable"/>
-        </w:rPr>
-        <w:t>@</w:t>
-      </w:r>
-      <w:proofErr w:type="spellStart"/>
-      <w:r>
-        <w:rPr>
-          <w:rStyle w:val="hljs-variable"/>
-        </w:rPr>
-        <w:t>MinMarks</w:t>
-      </w:r>
-      <w:proofErr w:type="spellEnd"/>
+        <w:t>@MinMarks</w:t>
+      </w:r>
       <w:r>
         <w:rPr>
           <w:rStyle w:val="HTMLCode"/>
@@ -988,126 +946,375 @@
         <w:rPr>
           <w:rStyle w:val="hljs-variable"/>
         </w:rPr>
-        <w:t>@</w:t>
+        <w:t>@TotalStudents</w:t>
+      </w:r>
+      <w:r>
+        <w:rPr>
+          <w:rStyle w:val="HTMLCode"/>
+        </w:rPr>
+        <w:t xml:space="preserve"> </w:t>
+      </w:r>
+      <w:r>
+        <w:rPr>
+          <w:rStyle w:val="hljs-type"/>
+        </w:rPr>
+        <w:t>INT</w:t>
+      </w:r>
+      <w:r>
+        <w:rPr>
+          <w:rStyle w:val="HTMLCode"/>
+        </w:rPr>
+        <w:t xml:space="preserve"> OUTPUT</w:t>
+      </w:r>
+    </w:p>
+    <w:p>
+      <w:pPr>
+        <w:pStyle w:val="HTMLPreformatted"/>
+        <w:rPr>
+          <w:rStyle w:val="HTMLCode"/>
+        </w:rPr>
+      </w:pPr>
+      <w:r>
+        <w:rPr>
+          <w:rStyle w:val="hljs-keyword"/>
+        </w:rPr>
+        <w:t>AS</w:t>
+      </w:r>
+    </w:p>
+    <w:p>
+      <w:pPr>
+        <w:pStyle w:val="HTMLPreformatted"/>
+        <w:rPr>
+          <w:rStyle w:val="HTMLCode"/>
+        </w:rPr>
+      </w:pPr>
+      <w:r>
+        <w:rPr>
+          <w:rStyle w:val="hljs-keyword"/>
+        </w:rPr>
+        <w:t>BEGIN</w:t>
+      </w:r>
+    </w:p>
+    <w:p>
+      <w:pPr>
+        <w:pStyle w:val="HTMLPreformatted"/>
+        <w:rPr>
+          <w:rStyle w:val="HTMLCode"/>
+        </w:rPr>
+      </w:pPr>
+      <w:r>
+        <w:rPr>
+          <w:rStyle w:val="HTMLCode"/>
+        </w:rPr>
+        <w:t xml:space="preserve">    </w:t>
+      </w:r>
+      <w:r>
+        <w:rPr>
+          <w:rStyle w:val="hljs-keyword"/>
+        </w:rPr>
+        <w:t>SELECT</w:t>
+      </w:r>
+      <w:r>
+        <w:rPr>
+          <w:rStyle w:val="HTMLCode"/>
+        </w:rPr>
+        <w:t xml:space="preserve"> </w:t>
+      </w:r>
+      <w:r>
+        <w:rPr>
+          <w:rStyle w:val="hljs-variable"/>
+        </w:rPr>
+        <w:t>@TotalStudents</w:t>
+      </w:r>
+      <w:r>
+        <w:rPr>
+          <w:rStyle w:val="HTMLCode"/>
+        </w:rPr>
+        <w:t xml:space="preserve"> </w:t>
+      </w:r>
+      <w:r>
+        <w:rPr>
+          <w:rStyle w:val="hljs-operator"/>
+        </w:rPr>
+        <w:t>=</w:t>
+      </w:r>
+      <w:r>
+        <w:rPr>
+          <w:rStyle w:val="HTMLCode"/>
+        </w:rPr>
+        <w:t xml:space="preserve"> </w:t>
+      </w:r>
+      <w:proofErr w:type="gramStart"/>
+      <w:r>
+        <w:rPr>
+          <w:rStyle w:val="hljs-builtin"/>
+        </w:rPr>
+        <w:t>COUNT</w:t>
+      </w:r>
+      <w:r>
+        <w:rPr>
+          <w:rStyle w:val="HTMLCode"/>
+        </w:rPr>
+        <w:t>(</w:t>
+      </w:r>
+      <w:proofErr w:type="gramEnd"/>
+      <w:r>
+        <w:rPr>
+          <w:rStyle w:val="hljs-operator"/>
+        </w:rPr>
+        <w:t>*</w:t>
+      </w:r>
+      <w:r>
+        <w:rPr>
+          <w:rStyle w:val="HTMLCode"/>
+        </w:rPr>
+        <w:t xml:space="preserve">) </w:t>
+      </w:r>
+      <w:r>
+        <w:rPr>
+          <w:rStyle w:val="hljs-keyword"/>
+        </w:rPr>
+        <w:t>FROM</w:t>
+      </w:r>
+      <w:r>
+        <w:rPr>
+          <w:rStyle w:val="HTMLCode"/>
+        </w:rPr>
+        <w:t xml:space="preserve"> Students;</w:t>
+      </w:r>
+    </w:p>
+    <w:p>
+      <w:pPr>
+        <w:pStyle w:val="HTMLPreformatted"/>
+        <w:rPr>
+          <w:rStyle w:val="HTMLCode"/>
+        </w:rPr>
+      </w:pPr>
+      <w:r>
+        <w:rPr>
+          <w:rStyle w:val="hljs-keyword"/>
+        </w:rPr>
+        <w:t>END</w:t>
+      </w:r>
+      <w:r>
+        <w:rPr>
+          <w:rStyle w:val="HTMLCode"/>
+        </w:rPr>
+        <w:t>;</w:t>
+      </w:r>
+    </w:p>
+    <w:p>
+      <w:pPr>
+        <w:pStyle w:val="NormalWeb"/>
+      </w:pPr>
+      <w:r>
+        <w:rPr>
+          <w:rFonts w:ascii="Segoe UI Symbol" w:hAnsi="Segoe UI Symbol" w:cs="Segoe UI Symbol"/>
+        </w:rPr>
+        <w:t>📌</w:t>
+      </w:r>
+      <w:r>
+        <w:t xml:space="preserve"> </w:t>
+      </w:r>
+      <w:r>
+        <w:rPr>
+          <w:rStyle w:val="Strong"/>
+        </w:rPr>
+        <w:t>To Execute the Procedure</w:t>
+      </w:r>
+    </w:p>
+    <w:p>
+      <w:pPr>
+        <w:pStyle w:val="HTMLPreformatted"/>
+        <w:rPr>
+          <w:rStyle w:val="HTMLCode"/>
+        </w:rPr>
+      </w:pPr>
+      <w:r>
+        <w:rPr>
+          <w:rStyle w:val="hljs-keyword"/>
+        </w:rPr>
+        <w:t>DECLARE</w:t>
+      </w:r>
+      <w:r>
+        <w:rPr>
+          <w:rStyle w:val="HTMLCode"/>
+        </w:rPr>
+        <w:t xml:space="preserve"> </w:t>
+      </w:r>
+      <w:r>
+        <w:rPr>
+          <w:rStyle w:val="hljs-variable"/>
+        </w:rPr>
+        <w:t>@Count</w:t>
+      </w:r>
+      <w:r>
+        <w:rPr>
+          <w:rStyle w:val="HTMLCode"/>
+        </w:rPr>
+        <w:t xml:space="preserve"> </w:t>
+      </w:r>
+      <w:r>
+        <w:rPr>
+          <w:rStyle w:val="hljs-type"/>
+        </w:rPr>
+        <w:t>INT</w:t>
+      </w:r>
+      <w:r>
+        <w:rPr>
+          <w:rStyle w:val="HTMLCode"/>
+        </w:rPr>
+        <w:t>;</w:t>
+      </w:r>
+    </w:p>
+    <w:p>
+      <w:pPr>
+        <w:pStyle w:val="HTMLPreformatted"/>
+        <w:rPr>
+          <w:rStyle w:val="HTMLCode"/>
+        </w:rPr>
+      </w:pPr>
+      <w:r>
+        <w:rPr>
+          <w:rStyle w:val="hljs-keyword"/>
+        </w:rPr>
+        <w:t>EXEC</w:t>
+      </w:r>
+      <w:r>
+        <w:rPr>
+          <w:rStyle w:val="HTMLCode"/>
+        </w:rPr>
+        <w:t xml:space="preserve"> </w:t>
       </w:r>
       <w:proofErr w:type="spellStart"/>
       <w:r>
         <w:rPr>
+          <w:rStyle w:val="HTMLCode"/>
+        </w:rPr>
+        <w:t>GetStudentCount</w:t>
+      </w:r>
+      <w:proofErr w:type="spellEnd"/>
+      <w:r>
+        <w:rPr>
+          <w:rStyle w:val="HTMLCode"/>
+        </w:rPr>
+        <w:t xml:space="preserve"> </w:t>
+      </w:r>
+      <w:r>
+        <w:rPr>
           <w:rStyle w:val="hljs-variable"/>
         </w:rPr>
-        <w:t>TotalStudents</w:t>
-      </w:r>
-      <w:proofErr w:type="spellEnd"/>
-      <w:r>
-        <w:rPr>
-          <w:rStyle w:val="HTMLCode"/>
-        </w:rPr>
-        <w:t xml:space="preserve"> </w:t>
-      </w:r>
+        <w:t>@TotalStudents</w:t>
+      </w:r>
+      <w:r>
+        <w:rPr>
+          <w:rStyle w:val="HTMLCode"/>
+        </w:rPr>
+        <w:t xml:space="preserve"> </w:t>
+      </w:r>
+      <w:r>
+        <w:rPr>
+          <w:rStyle w:val="hljs-operator"/>
+        </w:rPr>
+        <w:t>=</w:t>
+      </w:r>
+      <w:r>
+        <w:rPr>
+          <w:rStyle w:val="HTMLCode"/>
+        </w:rPr>
+        <w:t xml:space="preserve"> </w:t>
+      </w:r>
+      <w:r>
+        <w:rPr>
+          <w:rStyle w:val="hljs-variable"/>
+        </w:rPr>
+        <w:t>@Count</w:t>
+      </w:r>
+      <w:r>
+        <w:rPr>
+          <w:rStyle w:val="HTMLCode"/>
+        </w:rPr>
+        <w:t xml:space="preserve"> OUTPUT;</w:t>
+      </w:r>
+    </w:p>
+    <w:p>
+      <w:pPr>
+        <w:pStyle w:val="HTMLPreformatted"/>
+      </w:pPr>
+      <w:r>
+        <w:rPr>
+          <w:rStyle w:val="HTMLCode"/>
+        </w:rPr>
+        <w:t xml:space="preserve">PRINT </w:t>
+      </w:r>
+      <w:r>
+        <w:rPr>
+          <w:rStyle w:val="hljs-string"/>
+        </w:rPr>
+        <w:t>'Total Students: '</w:t>
+      </w:r>
+      <w:r>
+        <w:rPr>
+          <w:rStyle w:val="HTMLCode"/>
+        </w:rPr>
+        <w:t xml:space="preserve"> </w:t>
+      </w:r>
+      <w:r>
+        <w:rPr>
+          <w:rStyle w:val="hljs-operator"/>
+        </w:rPr>
+        <w:t>+</w:t>
+      </w:r>
+      <w:r>
+        <w:rPr>
+          <w:rStyle w:val="HTMLCode"/>
+        </w:rPr>
+        <w:t xml:space="preserve"> </w:t>
+      </w:r>
+      <w:proofErr w:type="gramStart"/>
+      <w:r>
+        <w:rPr>
+          <w:rStyle w:val="hljs-builtin"/>
+        </w:rPr>
+        <w:t>CAST</w:t>
+      </w:r>
+      <w:r>
+        <w:rPr>
+          <w:rStyle w:val="HTMLCode"/>
+        </w:rPr>
+        <w:t>(</w:t>
+      </w:r>
+      <w:proofErr w:type="gramEnd"/>
+      <w:r>
+        <w:rPr>
+          <w:rStyle w:val="hljs-variable"/>
+        </w:rPr>
+        <w:t>@Count</w:t>
+      </w:r>
+      <w:r>
+        <w:rPr>
+          <w:rStyle w:val="HTMLCode"/>
+        </w:rPr>
+        <w:t xml:space="preserve"> </w:t>
+      </w:r>
+      <w:r>
+        <w:rPr>
+          <w:rStyle w:val="hljs-keyword"/>
+        </w:rPr>
+        <w:t>AS</w:t>
+      </w:r>
+      <w:r>
+        <w:rPr>
+          <w:rStyle w:val="HTMLCode"/>
+        </w:rPr>
+        <w:t xml:space="preserve"> </w:t>
+      </w:r>
+      <w:proofErr w:type="gramStart"/>
       <w:r>
         <w:rPr>
           <w:rStyle w:val="hljs-type"/>
         </w:rPr>
-        <w:t>INT</w:t>
-      </w:r>
-      <w:r>
-        <w:rPr>
-          <w:rStyle w:val="HTMLCode"/>
-        </w:rPr>
-        <w:t xml:space="preserve"> OUTPUT</w:t>
-      </w:r>
-    </w:p>
-    <w:p>
-      <w:pPr>
-        <w:pStyle w:val="HTMLPreformatted"/>
-        <w:rPr>
-          <w:rStyle w:val="HTMLCode"/>
-        </w:rPr>
-      </w:pPr>
-      <w:r>
-        <w:rPr>
-          <w:rStyle w:val="hljs-keyword"/>
-        </w:rPr>
-        <w:t>AS</w:t>
-      </w:r>
-    </w:p>
-    <w:p>
-      <w:pPr>
-        <w:pStyle w:val="HTMLPreformatted"/>
-        <w:rPr>
-          <w:rStyle w:val="HTMLCode"/>
-        </w:rPr>
-      </w:pPr>
-      <w:r>
-        <w:rPr>
-          <w:rStyle w:val="hljs-keyword"/>
-        </w:rPr>
-        <w:t>BEGIN</w:t>
-      </w:r>
-    </w:p>
-    <w:p>
-      <w:pPr>
-        <w:pStyle w:val="HTMLPreformatted"/>
-        <w:rPr>
-          <w:rStyle w:val="HTMLCode"/>
-        </w:rPr>
-      </w:pPr>
-      <w:r>
-        <w:rPr>
-          <w:rStyle w:val="HTMLCode"/>
-        </w:rPr>
-        <w:t xml:space="preserve">    </w:t>
-      </w:r>
-      <w:r>
-        <w:rPr>
-          <w:rStyle w:val="hljs-keyword"/>
-        </w:rPr>
-        <w:t>SELECT</w:t>
-      </w:r>
-      <w:r>
-        <w:rPr>
-          <w:rStyle w:val="HTMLCode"/>
-        </w:rPr>
-        <w:t xml:space="preserve"> </w:t>
-      </w:r>
-      <w:r>
-        <w:rPr>
-          <w:rStyle w:val="hljs-variable"/>
-        </w:rPr>
-        <w:t>@</w:t>
-      </w:r>
-      <w:proofErr w:type="spellStart"/>
-      <w:r>
-        <w:rPr>
-          <w:rStyle w:val="hljs-variable"/>
-        </w:rPr>
-        <w:t>TotalStudents</w:t>
-      </w:r>
-      <w:proofErr w:type="spellEnd"/>
-      <w:r>
-        <w:rPr>
-          <w:rStyle w:val="HTMLCode"/>
-        </w:rPr>
-        <w:t xml:space="preserve"> </w:t>
-      </w:r>
-      <w:r>
-        <w:rPr>
-          <w:rStyle w:val="hljs-operator"/>
-        </w:rPr>
-        <w:t>=</w:t>
-      </w:r>
-      <w:r>
-        <w:rPr>
-          <w:rStyle w:val="HTMLCode"/>
-        </w:rPr>
-        <w:t xml:space="preserve"> </w:t>
-      </w:r>
-      <w:proofErr w:type="gramStart"/>
-      <w:r>
-        <w:rPr>
-          <w:rStyle w:val="hljs-builtin"/>
-        </w:rPr>
-        <w:t>COUNT</w:t>
+        <w:t>VARCHAR</w:t>
       </w:r>
       <w:r>
         <w:rPr>
@@ -1116,285 +1323,6 @@
         <w:t>(</w:t>
       </w:r>
       <w:proofErr w:type="gramEnd"/>
-      <w:r>
-        <w:rPr>
-          <w:rStyle w:val="hljs-operator"/>
-        </w:rPr>
-        <w:t>*</w:t>
-      </w:r>
-      <w:r>
-        <w:rPr>
-          <w:rStyle w:val="HTMLCode"/>
-        </w:rPr>
-        <w:t xml:space="preserve">) </w:t>
-      </w:r>
-      <w:r>
-        <w:rPr>
-          <w:rStyle w:val="hljs-keyword"/>
-        </w:rPr>
-        <w:t>FROM</w:t>
-      </w:r>
-      <w:r>
-        <w:rPr>
-          <w:rStyle w:val="HTMLCode"/>
-        </w:rPr>
-        <w:t xml:space="preserve"> Students;</w:t>
-      </w:r>
-    </w:p>
-    <w:p>
-      <w:pPr>
-        <w:pStyle w:val="HTMLPreformatted"/>
-        <w:rPr>
-          <w:rStyle w:val="HTMLCode"/>
-        </w:rPr>
-      </w:pPr>
-      <w:r>
-        <w:rPr>
-          <w:rStyle w:val="hljs-keyword"/>
-        </w:rPr>
-        <w:t>END</w:t>
-      </w:r>
-      <w:r>
-        <w:rPr>
-          <w:rStyle w:val="HTMLCode"/>
-        </w:rPr>
-        <w:t>;</w:t>
-      </w:r>
-    </w:p>
-    <w:p>
-      <w:pPr>
-        <w:pStyle w:val="NormalWeb"/>
-      </w:pPr>
-      <w:r>
-        <w:rPr>
-          <w:rFonts w:ascii="Segoe UI Symbol" w:hAnsi="Segoe UI Symbol" w:cs="Segoe UI Symbol"/>
-        </w:rPr>
-        <w:t>📌</w:t>
-      </w:r>
-      <w:r>
-        <w:t xml:space="preserve"> </w:t>
-      </w:r>
-      <w:proofErr w:type="gramStart"/>
-      <w:r>
-        <w:rPr>
-          <w:rStyle w:val="Strong"/>
-        </w:rPr>
-        <w:t>To</w:t>
-      </w:r>
-      <w:proofErr w:type="gramEnd"/>
-      <w:r>
-        <w:rPr>
-          <w:rStyle w:val="Strong"/>
-        </w:rPr>
-        <w:t xml:space="preserve"> Execute the Procedure</w:t>
-      </w:r>
-    </w:p>
-    <w:p>
-      <w:pPr>
-        <w:pStyle w:val="HTMLPreformatted"/>
-        <w:rPr>
-          <w:rStyle w:val="HTMLCode"/>
-        </w:rPr>
-      </w:pPr>
-      <w:r>
-        <w:rPr>
-          <w:rStyle w:val="hljs-keyword"/>
-        </w:rPr>
-        <w:t>DECLARE</w:t>
-      </w:r>
-      <w:r>
-        <w:rPr>
-          <w:rStyle w:val="HTMLCode"/>
-        </w:rPr>
-        <w:t xml:space="preserve"> </w:t>
-      </w:r>
-      <w:r>
-        <w:rPr>
-          <w:rStyle w:val="hljs-variable"/>
-        </w:rPr>
-        <w:t>@Count</w:t>
-      </w:r>
-      <w:r>
-        <w:rPr>
-          <w:rStyle w:val="HTMLCode"/>
-        </w:rPr>
-        <w:t xml:space="preserve"> </w:t>
-      </w:r>
-      <w:r>
-        <w:rPr>
-          <w:rStyle w:val="hljs-type"/>
-        </w:rPr>
-        <w:t>INT</w:t>
-      </w:r>
-      <w:r>
-        <w:rPr>
-          <w:rStyle w:val="HTMLCode"/>
-        </w:rPr>
-        <w:t>;</w:t>
-      </w:r>
-    </w:p>
-    <w:p>
-      <w:pPr>
-        <w:pStyle w:val="HTMLPreformatted"/>
-        <w:rPr>
-          <w:rStyle w:val="HTMLCode"/>
-        </w:rPr>
-      </w:pPr>
-      <w:r>
-        <w:rPr>
-          <w:rStyle w:val="hljs-keyword"/>
-        </w:rPr>
-        <w:t>EXEC</w:t>
-      </w:r>
-      <w:r>
-        <w:rPr>
-          <w:rStyle w:val="HTMLCode"/>
-        </w:rPr>
-        <w:t xml:space="preserve"> </w:t>
-      </w:r>
-      <w:proofErr w:type="spellStart"/>
-      <w:r>
-        <w:rPr>
-          <w:rStyle w:val="HTMLCode"/>
-        </w:rPr>
-        <w:t>GetStudentCount</w:t>
-      </w:r>
-      <w:proofErr w:type="spellEnd"/>
-      <w:r>
-        <w:rPr>
-          <w:rStyle w:val="HTMLCode"/>
-        </w:rPr>
-        <w:t xml:space="preserve"> </w:t>
-      </w:r>
-      <w:r>
-        <w:rPr>
-          <w:rStyle w:val="hljs-variable"/>
-        </w:rPr>
-        <w:t>@</w:t>
-      </w:r>
-      <w:proofErr w:type="spellStart"/>
-      <w:r>
-        <w:rPr>
-          <w:rStyle w:val="hljs-variable"/>
-        </w:rPr>
-        <w:t>TotalStudents</w:t>
-      </w:r>
-      <w:proofErr w:type="spellEnd"/>
-      <w:r>
-        <w:rPr>
-          <w:rStyle w:val="HTMLCode"/>
-        </w:rPr>
-        <w:t xml:space="preserve"> </w:t>
-      </w:r>
-      <w:r>
-        <w:rPr>
-          <w:rStyle w:val="hljs-operator"/>
-        </w:rPr>
-        <w:t>=</w:t>
-      </w:r>
-      <w:r>
-        <w:rPr>
-          <w:rStyle w:val="HTMLCode"/>
-        </w:rPr>
-        <w:t xml:space="preserve"> </w:t>
-      </w:r>
-      <w:r>
-        <w:rPr>
-          <w:rStyle w:val="hljs-variable"/>
-        </w:rPr>
-        <w:t>@Count</w:t>
-      </w:r>
-      <w:r>
-        <w:rPr>
-          <w:rStyle w:val="HTMLCode"/>
-        </w:rPr>
-        <w:t xml:space="preserve"> OUTPUT;</w:t>
-      </w:r>
-    </w:p>
-    <w:p>
-      <w:pPr>
-        <w:pStyle w:val="HTMLPreformatted"/>
-      </w:pPr>
-      <w:r>
-        <w:rPr>
-          <w:rStyle w:val="HTMLCode"/>
-        </w:rPr>
-        <w:t xml:space="preserve">PRINT </w:t>
-      </w:r>
-      <w:r>
-        <w:rPr>
-          <w:rStyle w:val="hljs-string"/>
-        </w:rPr>
-        <w:t>'Total Students: '</w:t>
-      </w:r>
-      <w:r>
-        <w:rPr>
-          <w:rStyle w:val="HTMLCode"/>
-        </w:rPr>
-        <w:t xml:space="preserve"> </w:t>
-      </w:r>
-      <w:r>
-        <w:rPr>
-          <w:rStyle w:val="hljs-operator"/>
-        </w:rPr>
-        <w:t>+</w:t>
-      </w:r>
-      <w:r>
-        <w:rPr>
-          <w:rStyle w:val="HTMLCode"/>
-        </w:rPr>
-        <w:t xml:space="preserve"> </w:t>
-      </w:r>
-      <w:proofErr w:type="gramStart"/>
-      <w:r>
-        <w:rPr>
-          <w:rStyle w:val="hljs-builtin"/>
-        </w:rPr>
-        <w:t>CAST</w:t>
-      </w:r>
-      <w:r>
-        <w:rPr>
-          <w:rStyle w:val="HTMLCode"/>
-        </w:rPr>
-        <w:t>(</w:t>
-      </w:r>
-      <w:proofErr w:type="gramEnd"/>
-      <w:r>
-        <w:rPr>
-          <w:rStyle w:val="hljs-variable"/>
-        </w:rPr>
-        <w:t>@Count</w:t>
-      </w:r>
-      <w:r>
-        <w:rPr>
-          <w:rStyle w:val="HTMLCode"/>
-        </w:rPr>
-        <w:t xml:space="preserve"> </w:t>
-      </w:r>
-      <w:r>
-        <w:rPr>
-          <w:rStyle w:val="hljs-keyword"/>
-        </w:rPr>
-        <w:t>AS</w:t>
-      </w:r>
-      <w:r>
-        <w:rPr>
-          <w:rStyle w:val="HTMLCode"/>
-        </w:rPr>
-        <w:t xml:space="preserve"> </w:t>
-      </w:r>
-      <w:r>
-        <w:rPr>
-          <w:rStyle w:val="hljs-type"/>
-        </w:rPr>
-        <w:t>VARCHAR</w:t>
-      </w:r>
-      <w:r>
-        <w:rPr>
-          <w:rStyle w:val="HTMLCode"/>
-        </w:rPr>
-        <w:t>(</w:t>
-      </w:r>
       <w:r>
         <w:rPr>
           <w:rStyle w:val="hljs-number"/>
@@ -1432,15 +1360,7 @@
         <w:t>📌</w:t>
       </w:r>
       <w:r>
-        <w:t xml:space="preserve"> </w:t>
-      </w:r>
-      <w:proofErr w:type="gramStart"/>
-      <w:r>
-        <w:t>This</w:t>
-      </w:r>
-      <w:proofErr w:type="gramEnd"/>
-      <w:r>
-        <w:t xml:space="preserve"> procedure checks a student's grade and returns a message:</w:t>
+        <w:t xml:space="preserve"> This procedure checks a student's grade and returns a message:</w:t>
       </w:r>
     </w:p>
     <w:p>
@@ -1774,19 +1694,11 @@
       <w:r>
         <w:t xml:space="preserve"> </w:t>
       </w:r>
-      <w:proofErr w:type="gramStart"/>
       <w:r>
         <w:rPr>
           <w:rStyle w:val="Strong"/>
         </w:rPr>
-        <w:t>To</w:t>
-      </w:r>
-      <w:proofErr w:type="gramEnd"/>
-      <w:r>
-        <w:rPr>
-          <w:rStyle w:val="Strong"/>
-        </w:rPr>
-        <w:t xml:space="preserve"> Execute</w:t>
+        <w:t>To Execute</w:t>
       </w:r>
     </w:p>
     <w:p>
@@ -1988,7 +1900,7 @@
     <w:p>
       <w:r>
         <w:lastRenderedPageBreak/>
-        <w:pict>
+        <w:pict w14:anchorId="06C77D48">
           <v:rect id="_x0000_i1025" style="width:0;height:1.5pt" o:hralign="center" o:hrstd="t" o:hr="t" fillcolor="#a0a0a0" stroked="f"/>
         </w:pict>
       </w:r>
@@ -2351,7 +2263,7 @@
           <w:szCs w:val="24"/>
           <w:lang w:eastAsia="en-IN"/>
         </w:rPr>
-        <w:pict>
+        <w:pict w14:anchorId="2E1DDA58">
           <v:rect id="_x0000_i1026" style="width:0;height:1.5pt" o:hralign="center" o:hrstd="t" o:hr="t" fillcolor="#a0a0a0" stroked="f"/>
         </w:pict>
       </w:r>
@@ -2538,7 +2450,7 @@
           <w:szCs w:val="24"/>
           <w:lang w:eastAsia="en-IN"/>
         </w:rPr>
-        <w:pict>
+        <w:pict w14:anchorId="4A4E3BBC">
           <v:rect id="_x0000_i1027" style="width:0;height:1.5pt" o:hralign="center" o:hrstd="t" o:hr="t" fillcolor="#a0a0a0" stroked="f"/>
         </w:pict>
       </w:r>
@@ -3176,13 +3088,13 @@
         <w:t>dbo.GetSquare</w:t>
       </w:r>
       <w:proofErr w:type="spellEnd"/>
+      <w:proofErr w:type="gramEnd"/>
       <w:r>
         <w:rPr>
           <w:rStyle w:val="HTMLCode"/>
         </w:rPr>
         <w:t>(</w:t>
       </w:r>
-      <w:proofErr w:type="gramEnd"/>
       <w:r>
         <w:rPr>
           <w:rStyle w:val="hljs-number"/>
@@ -3218,25 +3130,14 @@
           <w:lang w:eastAsia="en-IN"/>
         </w:rPr>
       </w:pPr>
-      <w:proofErr w:type="gramStart"/>
-      <w:r>
-        <w:rPr>
-          <w:rFonts w:ascii="Times New Roman" w:eastAsia="Times New Roman" w:hAnsi="Times New Roman" w:cs="Times New Roman"/>
-          <w:sz w:val="24"/>
-          <w:szCs w:val="24"/>
-          <w:lang w:eastAsia="en-IN"/>
-        </w:rPr>
-        <w:t>first</w:t>
-      </w:r>
-      <w:proofErr w:type="gramEnd"/>
-      <w:r>
-        <w:rPr>
-          <w:rFonts w:ascii="Times New Roman" w:eastAsia="Times New Roman" w:hAnsi="Times New Roman" w:cs="Times New Roman"/>
-          <w:sz w:val="24"/>
-          <w:szCs w:val="24"/>
-          <w:lang w:eastAsia="en-IN"/>
-        </w:rPr>
-        <w:t xml:space="preserve"> and last names into a full name.</w:t>
+      <w:r>
+        <w:rPr>
+          <w:rFonts w:ascii="Times New Roman" w:eastAsia="Times New Roman" w:hAnsi="Times New Roman" w:cs="Times New Roman"/>
+          <w:sz w:val="24"/>
+          <w:szCs w:val="24"/>
+          <w:lang w:eastAsia="en-IN"/>
+        </w:rPr>
+        <w:t>first and last names into a full name.</w:t>
       </w:r>
     </w:p>
     <w:p>
@@ -3305,9 +3206,9 @@
           <w:szCs w:val="20"/>
           <w:lang w:eastAsia="en-IN"/>
         </w:rPr>
-        <w:t>@</w:t>
-      </w:r>
-      <w:proofErr w:type="spellStart"/>
+        <w:t xml:space="preserve">@FirstName </w:t>
+      </w:r>
+      <w:proofErr w:type="gramStart"/>
       <w:r>
         <w:rPr>
           <w:rFonts w:ascii="Courier New" w:eastAsia="Times New Roman" w:hAnsi="Courier New" w:cs="Courier New"/>
@@ -3315,9 +3216,9 @@
           <w:szCs w:val="20"/>
           <w:lang w:eastAsia="en-IN"/>
         </w:rPr>
-        <w:t>FirstName</w:t>
-      </w:r>
-      <w:proofErr w:type="spellEnd"/>
+        <w:t>VARCHAR(</w:t>
+      </w:r>
+      <w:proofErr w:type="gramEnd"/>
       <w:r>
         <w:rPr>
           <w:rFonts w:ascii="Courier New" w:eastAsia="Times New Roman" w:hAnsi="Courier New" w:cs="Courier New"/>
@@ -3325,9 +3226,9 @@
           <w:szCs w:val="20"/>
           <w:lang w:eastAsia="en-IN"/>
         </w:rPr>
-        <w:t xml:space="preserve"> VARCHAR(50), @</w:t>
-      </w:r>
-      <w:proofErr w:type="spellStart"/>
+        <w:t xml:space="preserve">50), @LastName </w:t>
+      </w:r>
+      <w:proofErr w:type="gramStart"/>
       <w:r>
         <w:rPr>
           <w:rFonts w:ascii="Courier New" w:eastAsia="Times New Roman" w:hAnsi="Courier New" w:cs="Courier New"/>
@@ -3335,9 +3236,9 @@
           <w:szCs w:val="20"/>
           <w:lang w:eastAsia="en-IN"/>
         </w:rPr>
-        <w:t>LastName</w:t>
-      </w:r>
-      <w:proofErr w:type="spellEnd"/>
+        <w:t>VARCHAR(</w:t>
+      </w:r>
+      <w:proofErr w:type="gramEnd"/>
       <w:r>
         <w:rPr>
           <w:rFonts w:ascii="Courier New" w:eastAsia="Times New Roman" w:hAnsi="Courier New" w:cs="Courier New"/>
@@ -3345,7 +3246,7 @@
           <w:szCs w:val="20"/>
           <w:lang w:eastAsia="en-IN"/>
         </w:rPr>
-        <w:t xml:space="preserve"> VARCHAR(50))</w:t>
+        <w:t>50))</w:t>
       </w:r>
     </w:p>
     <w:p>
@@ -3517,47 +3418,7 @@
           <w:szCs w:val="20"/>
           <w:lang w:eastAsia="en-IN"/>
         </w:rPr>
-        <w:t xml:space="preserve">    RETURN @</w:t>
-      </w:r>
-      <w:proofErr w:type="spellStart"/>
-      <w:r>
-        <w:rPr>
-          <w:rFonts w:ascii="Courier New" w:eastAsia="Times New Roman" w:hAnsi="Courier New" w:cs="Courier New"/>
-          <w:sz w:val="20"/>
-          <w:szCs w:val="20"/>
-          <w:lang w:eastAsia="en-IN"/>
-        </w:rPr>
-        <w:t>FirstName</w:t>
-      </w:r>
-      <w:proofErr w:type="spellEnd"/>
-      <w:r>
-        <w:rPr>
-          <w:rFonts w:ascii="Courier New" w:eastAsia="Times New Roman" w:hAnsi="Courier New" w:cs="Courier New"/>
-          <w:sz w:val="20"/>
-          <w:szCs w:val="20"/>
-          <w:lang w:eastAsia="en-IN"/>
-        </w:rPr>
-        <w:t xml:space="preserve"> + ' ' + @</w:t>
-      </w:r>
-      <w:proofErr w:type="spellStart"/>
-      <w:r>
-        <w:rPr>
-          <w:rFonts w:ascii="Courier New" w:eastAsia="Times New Roman" w:hAnsi="Courier New" w:cs="Courier New"/>
-          <w:sz w:val="20"/>
-          <w:szCs w:val="20"/>
-          <w:lang w:eastAsia="en-IN"/>
-        </w:rPr>
-        <w:t>LastName</w:t>
-      </w:r>
-      <w:proofErr w:type="spellEnd"/>
-      <w:r>
-        <w:rPr>
-          <w:rFonts w:ascii="Courier New" w:eastAsia="Times New Roman" w:hAnsi="Courier New" w:cs="Courier New"/>
-          <w:sz w:val="20"/>
-          <w:szCs w:val="20"/>
-          <w:lang w:eastAsia="en-IN"/>
-        </w:rPr>
-        <w:t>;</w:t>
+        <w:t xml:space="preserve">    RETURN @FirstName + ' ' + @LastName;</w:t>
       </w:r>
     </w:p>
     <w:p>
@@ -3669,6 +3530,7 @@
         <w:t>dbo.GetFullName</w:t>
       </w:r>
       <w:proofErr w:type="spellEnd"/>
+      <w:proofErr w:type="gramEnd"/>
       <w:r>
         <w:rPr>
           <w:rFonts w:ascii="Courier New" w:eastAsia="Times New Roman" w:hAnsi="Courier New" w:cs="Courier New"/>
@@ -3676,17 +3538,7 @@
           <w:szCs w:val="20"/>
           <w:lang w:eastAsia="en-IN"/>
         </w:rPr>
-        <w:t>(</w:t>
-      </w:r>
-      <w:proofErr w:type="gramEnd"/>
-      <w:r>
-        <w:rPr>
-          <w:rFonts w:ascii="Courier New" w:eastAsia="Times New Roman" w:hAnsi="Courier New" w:cs="Courier New"/>
-          <w:sz w:val="20"/>
-          <w:szCs w:val="20"/>
-          <w:lang w:eastAsia="en-IN"/>
-        </w:rPr>
-        <w:t xml:space="preserve">'John', 'Doe') AS </w:t>
+        <w:t xml:space="preserve">('John', 'Doe') AS </w:t>
       </w:r>
       <w:proofErr w:type="spellStart"/>
       <w:r>
@@ -3975,7 +3827,7 @@
     </w:p>
     <w:p>
       <w:r>
-        <w:pict>
+        <w:pict w14:anchorId="36566600">
           <v:rect id="_x0000_i1028" style="width:0;height:1.5pt" o:hralign="center" o:hrstd="t" o:hr="t" fillcolor="#a0a0a0" stroked="f"/>
         </w:pict>
       </w:r>
@@ -4074,190 +3926,174 @@
         <w:rPr>
           <w:rStyle w:val="hljs-variable"/>
         </w:rPr>
-        <w:t>@</w:t>
-      </w:r>
-      <w:proofErr w:type="spellStart"/>
+        <w:t>@MinMarks</w:t>
+      </w:r>
+      <w:r>
+        <w:rPr>
+          <w:rStyle w:val="HTMLCode"/>
+        </w:rPr>
+        <w:t xml:space="preserve"> </w:t>
+      </w:r>
+      <w:r>
+        <w:rPr>
+          <w:rStyle w:val="hljs-type"/>
+        </w:rPr>
+        <w:t>INT</w:t>
+      </w:r>
+      <w:r>
+        <w:rPr>
+          <w:rStyle w:val="HTMLCode"/>
+        </w:rPr>
+        <w:t>)</w:t>
+      </w:r>
+    </w:p>
+    <w:p>
+      <w:pPr>
+        <w:pStyle w:val="HTMLPreformatted"/>
+        <w:rPr>
+          <w:rStyle w:val="HTMLCode"/>
+        </w:rPr>
+      </w:pPr>
+      <w:r>
+        <w:rPr>
+          <w:rStyle w:val="hljs-keyword"/>
+        </w:rPr>
+        <w:t>RETURNS</w:t>
+      </w:r>
+      <w:r>
+        <w:rPr>
+          <w:rStyle w:val="HTMLCode"/>
+        </w:rPr>
+        <w:t xml:space="preserve"> </w:t>
+      </w:r>
+      <w:r>
+        <w:rPr>
+          <w:rStyle w:val="hljs-keyword"/>
+        </w:rPr>
+        <w:t>TABLE</w:t>
+      </w:r>
+    </w:p>
+    <w:p>
+      <w:pPr>
+        <w:pStyle w:val="HTMLPreformatted"/>
+        <w:rPr>
+          <w:rStyle w:val="HTMLCode"/>
+        </w:rPr>
+      </w:pPr>
+      <w:r>
+        <w:rPr>
+          <w:rStyle w:val="hljs-keyword"/>
+        </w:rPr>
+        <w:t>AS</w:t>
+      </w:r>
+    </w:p>
+    <w:p>
+      <w:pPr>
+        <w:pStyle w:val="HTMLPreformatted"/>
+        <w:rPr>
+          <w:rStyle w:val="HTMLCode"/>
+        </w:rPr>
+      </w:pPr>
+      <w:r>
+        <w:rPr>
+          <w:rStyle w:val="hljs-keyword"/>
+        </w:rPr>
+        <w:t>RETURN</w:t>
+      </w:r>
+    </w:p>
+    <w:p>
+      <w:pPr>
+        <w:pStyle w:val="HTMLPreformatted"/>
+        <w:rPr>
+          <w:rStyle w:val="HTMLCode"/>
+        </w:rPr>
+      </w:pPr>
+      <w:r>
+        <w:rPr>
+          <w:rStyle w:val="HTMLCode"/>
+        </w:rPr>
+        <w:t>(</w:t>
+      </w:r>
+    </w:p>
+    <w:p>
+      <w:pPr>
+        <w:pStyle w:val="HTMLPreformatted"/>
+        <w:rPr>
+          <w:rStyle w:val="HTMLCode"/>
+        </w:rPr>
+      </w:pPr>
+      <w:r>
+        <w:rPr>
+          <w:rStyle w:val="HTMLCode"/>
+        </w:rPr>
+        <w:t xml:space="preserve">    </w:t>
+      </w:r>
+      <w:r>
+        <w:rPr>
+          <w:rStyle w:val="hljs-keyword"/>
+        </w:rPr>
+        <w:t>SELECT</w:t>
+      </w:r>
+      <w:r>
+        <w:rPr>
+          <w:rStyle w:val="HTMLCode"/>
+        </w:rPr>
+        <w:t xml:space="preserve"> </w:t>
+      </w:r>
+      <w:r>
+        <w:rPr>
+          <w:rStyle w:val="hljs-operator"/>
+        </w:rPr>
+        <w:t>*</w:t>
+      </w:r>
+      <w:r>
+        <w:rPr>
+          <w:rStyle w:val="HTMLCode"/>
+        </w:rPr>
+        <w:t xml:space="preserve"> </w:t>
+      </w:r>
+      <w:r>
+        <w:rPr>
+          <w:rStyle w:val="hljs-keyword"/>
+        </w:rPr>
+        <w:t>FROM</w:t>
+      </w:r>
+      <w:r>
+        <w:rPr>
+          <w:rStyle w:val="HTMLCode"/>
+        </w:rPr>
+        <w:t xml:space="preserve"> Students </w:t>
+      </w:r>
+      <w:r>
+        <w:rPr>
+          <w:rStyle w:val="hljs-keyword"/>
+        </w:rPr>
+        <w:t>WHERE</w:t>
+      </w:r>
+      <w:r>
+        <w:rPr>
+          <w:rStyle w:val="HTMLCode"/>
+        </w:rPr>
+        <w:t xml:space="preserve"> Marks </w:t>
+      </w:r>
+      <w:r>
+        <w:rPr>
+          <w:rStyle w:val="hljs-operator"/>
+        </w:rPr>
+        <w:t>&gt;=</w:t>
+      </w:r>
+      <w:r>
+        <w:rPr>
+          <w:rStyle w:val="HTMLCode"/>
+        </w:rPr>
+        <w:t xml:space="preserve"> </w:t>
+      </w:r>
       <w:r>
         <w:rPr>
           <w:rStyle w:val="hljs-variable"/>
         </w:rPr>
-        <w:t>MinMarks</w:t>
-      </w:r>
-      <w:proofErr w:type="spellEnd"/>
-      <w:r>
-        <w:rPr>
-          <w:rStyle w:val="HTMLCode"/>
-        </w:rPr>
-        <w:t xml:space="preserve"> </w:t>
-      </w:r>
-      <w:r>
-        <w:rPr>
-          <w:rStyle w:val="hljs-type"/>
-        </w:rPr>
-        <w:t>INT</w:t>
-      </w:r>
-      <w:r>
-        <w:rPr>
-          <w:rStyle w:val="HTMLCode"/>
-        </w:rPr>
-        <w:t>)</w:t>
-      </w:r>
-    </w:p>
-    <w:p>
-      <w:pPr>
-        <w:pStyle w:val="HTMLPreformatted"/>
-        <w:rPr>
-          <w:rStyle w:val="HTMLCode"/>
-        </w:rPr>
-      </w:pPr>
-      <w:r>
-        <w:rPr>
-          <w:rStyle w:val="hljs-keyword"/>
-        </w:rPr>
-        <w:t>RETURNS</w:t>
-      </w:r>
-      <w:r>
-        <w:rPr>
-          <w:rStyle w:val="HTMLCode"/>
-        </w:rPr>
-        <w:t xml:space="preserve"> </w:t>
-      </w:r>
-      <w:r>
-        <w:rPr>
-          <w:rStyle w:val="hljs-keyword"/>
-        </w:rPr>
-        <w:t>TABLE</w:t>
-      </w:r>
-    </w:p>
-    <w:p>
-      <w:pPr>
-        <w:pStyle w:val="HTMLPreformatted"/>
-        <w:rPr>
-          <w:rStyle w:val="HTMLCode"/>
-        </w:rPr>
-      </w:pPr>
-      <w:r>
-        <w:rPr>
-          <w:rStyle w:val="hljs-keyword"/>
-        </w:rPr>
-        <w:t>AS</w:t>
-      </w:r>
-    </w:p>
-    <w:p>
-      <w:pPr>
-        <w:pStyle w:val="HTMLPreformatted"/>
-        <w:rPr>
-          <w:rStyle w:val="HTMLCode"/>
-        </w:rPr>
-      </w:pPr>
-      <w:r>
-        <w:rPr>
-          <w:rStyle w:val="hljs-keyword"/>
-        </w:rPr>
-        <w:t>RETURN</w:t>
-      </w:r>
-    </w:p>
-    <w:p>
-      <w:pPr>
-        <w:pStyle w:val="HTMLPreformatted"/>
-        <w:rPr>
-          <w:rStyle w:val="HTMLCode"/>
-        </w:rPr>
-      </w:pPr>
-      <w:r>
-        <w:rPr>
-          <w:rStyle w:val="HTMLCode"/>
-        </w:rPr>
-        <w:t>(</w:t>
-      </w:r>
-    </w:p>
-    <w:p>
-      <w:pPr>
-        <w:pStyle w:val="HTMLPreformatted"/>
-        <w:rPr>
-          <w:rStyle w:val="HTMLCode"/>
-        </w:rPr>
-      </w:pPr>
-      <w:r>
-        <w:rPr>
-          <w:rStyle w:val="HTMLCode"/>
-        </w:rPr>
-        <w:t xml:space="preserve">    </w:t>
-      </w:r>
-      <w:r>
-        <w:rPr>
-          <w:rStyle w:val="hljs-keyword"/>
-        </w:rPr>
-        <w:t>SELECT</w:t>
-      </w:r>
-      <w:r>
-        <w:rPr>
-          <w:rStyle w:val="HTMLCode"/>
-        </w:rPr>
-        <w:t xml:space="preserve"> </w:t>
-      </w:r>
-      <w:r>
-        <w:rPr>
-          <w:rStyle w:val="hljs-operator"/>
-        </w:rPr>
-        <w:t>*</w:t>
-      </w:r>
-      <w:r>
-        <w:rPr>
-          <w:rStyle w:val="HTMLCode"/>
-        </w:rPr>
-        <w:t xml:space="preserve"> </w:t>
-      </w:r>
-      <w:r>
-        <w:rPr>
-          <w:rStyle w:val="hljs-keyword"/>
-        </w:rPr>
-        <w:t>FROM</w:t>
-      </w:r>
-      <w:r>
-        <w:rPr>
-          <w:rStyle w:val="HTMLCode"/>
-        </w:rPr>
-        <w:t xml:space="preserve"> Students </w:t>
-      </w:r>
-      <w:r>
-        <w:rPr>
-          <w:rStyle w:val="hljs-keyword"/>
-        </w:rPr>
-        <w:t>WHERE</w:t>
-      </w:r>
-      <w:r>
-        <w:rPr>
-          <w:rStyle w:val="HTMLCode"/>
-        </w:rPr>
-        <w:t xml:space="preserve"> Marks </w:t>
-      </w:r>
-      <w:r>
-        <w:rPr>
-          <w:rStyle w:val="hljs-operator"/>
-        </w:rPr>
-        <w:t>&gt;=</w:t>
-      </w:r>
-      <w:r>
-        <w:rPr>
-          <w:rStyle w:val="HTMLCode"/>
-        </w:rPr>
-        <w:t xml:space="preserve"> </w:t>
-      </w:r>
-      <w:r>
-        <w:rPr>
-          <w:rStyle w:val="hljs-variable"/>
-        </w:rPr>
-        <w:t>@</w:t>
-      </w:r>
-      <w:proofErr w:type="spellStart"/>
-      <w:r>
-        <w:rPr>
-          <w:rStyle w:val="hljs-variable"/>
-        </w:rPr>
-        <w:t>MinMarks</w:t>
-      </w:r>
-      <w:proofErr w:type="spellEnd"/>
+        <w:t>@MinMarks</w:t>
+      </w:r>
     </w:p>
     <w:p>
       <w:pPr>
@@ -4334,13 +4170,13 @@
         <w:t>dbo.GetTopStudents</w:t>
       </w:r>
       <w:proofErr w:type="spellEnd"/>
+      <w:proofErr w:type="gramEnd"/>
       <w:r>
         <w:rPr>
           <w:rStyle w:val="HTMLCode"/>
         </w:rPr>
         <w:t>(</w:t>
       </w:r>
-      <w:proofErr w:type="gramEnd"/>
       <w:r>
         <w:rPr>
           <w:rStyle w:val="hljs-number"/>
@@ -4699,8 +4535,6 @@
           <w:rStyle w:val="HTMLCode"/>
         </w:rPr>
       </w:pPr>
-      <w:bookmarkStart w:id="0" w:name="_GoBack"/>
-      <w:bookmarkEnd w:id="0"/>
     </w:p>
     <w:p>
       <w:pPr>
@@ -4762,7 +4596,7 @@
 </file>
 
 <file path=word/numbering.xml><?xml version="1.0" encoding="utf-8"?>
-<w:numbering xmlns:wpc="http://schemas.microsoft.com/office/word/2010/wordprocessingCanvas" xmlns:mc="http://schemas.openxmlformats.org/markup-compatibility/2006" xmlns:o="urn:schemas-microsoft-com:office:office" xmlns:r="http://schemas.openxmlformats.org/officeDocument/2006/relationships" xmlns:m="http://schemas.openxmlformats.org/officeDocument/2006/math" xmlns:v="urn:schemas-microsoft-com:vml" xmlns:wp14="http://schemas.microsoft.com/office/word/2010/wordprocessingDrawing" xmlns:wp="http://schemas.openxmlformats.org/drawingml/2006/wordprocessingDrawing" xmlns:w10="urn:schemas-microsoft-com:office:word" xmlns:w="http://schemas.openxmlformats.org/wordprocessingml/2006/main" xmlns:w14="http://schemas.microsoft.com/office/word/2010/wordml" xmlns:w15="http://schemas.microsoft.com/office/word/2012/wordml" xmlns:wpg="http://schemas.microsoft.com/office/word/2010/wordprocessingGroup" xmlns:wpi="http://schemas.microsoft.com/office/word/2010/wordprocessingInk" xmlns:wne="http://schemas.microsoft.com/office/word/2006/wordml" xmlns:wps="http://schemas.microsoft.com/office/word/2010/wordprocessingShape" mc:Ignorable="w14 w15 wp14">
+<w:numbering xmlns:wpc="http://schemas.microsoft.com/office/word/2010/wordprocessingCanvas" xmlns:cx="http://schemas.microsoft.com/office/drawing/2014/chartex" xmlns:cx1="http://schemas.microsoft.com/office/drawing/2015/9/8/chartex" xmlns:cx2="http://schemas.microsoft.com/office/drawing/2015/10/21/chartex" xmlns:cx3="http://schemas.microsoft.com/office/drawing/2016/5/9/chartex" xmlns:cx4="http://schemas.microsoft.com/office/drawing/2016/5/10/chartex" xmlns:cx5="http://schemas.microsoft.com/office/drawing/2016/5/11/chartex" xmlns:cx6="http://schemas.microsoft.com/office/drawing/2016/5/12/chartex" xmlns:cx7="http://schemas.microsoft.com/office/drawing/2016/5/13/chartex" xmlns:cx8="http://schemas.microsoft.com/office/drawing/2016/5/14/chartex" xmlns:mc="http://schemas.openxmlformats.org/markup-compatibility/2006" xmlns:aink="http://schemas.microsoft.com/office/drawing/2016/ink" xmlns:am3d="http://schemas.microsoft.com/office/drawing/2017/model3d" xmlns:o="urn:schemas-microsoft-com:office:office" xmlns:oel="http://schemas.microsoft.com/office/2019/extlst" xmlns:r="http://schemas.openxmlformats.org/officeDocument/2006/relationships" xmlns:m="http://schemas.openxmlformats.org/officeDocument/2006/math" xmlns:v="urn:schemas-microsoft-com:vml" xmlns:wp14="http://schemas.microsoft.com/office/word/2010/wordprocessingDrawing" xmlns:wp="http://schemas.openxmlformats.org/drawingml/2006/wordprocessingDrawing" xmlns:w10="urn:schemas-microsoft-com:office:word" xmlns:w="http://schemas.openxmlformats.org/wordprocessingml/2006/main" xmlns:w14="http://schemas.microsoft.com/office/word/2010/wordml" xmlns:w15="http://schemas.microsoft.com/office/word/2012/wordml" xmlns:w16cex="http://schemas.microsoft.com/office/word/2018/wordml/cex" xmlns:w16cid="http://schemas.microsoft.com/office/word/2016/wordml/cid" xmlns:w16="http://schemas.microsoft.com/office/word/2018/wordml" xmlns:w16du="http://schemas.microsoft.com/office/word/2023/wordml/word16du" xmlns:w16sdtdh="http://schemas.microsoft.com/office/word/2020/wordml/sdtdatahash" xmlns:w16sdtfl="http://schemas.microsoft.com/office/word/2024/wordml/sdtformatlock" xmlns:w16se="http://schemas.microsoft.com/office/word/2015/wordml/symex" xmlns:wpg="http://schemas.microsoft.com/office/word/2010/wordprocessingGroup" xmlns:wpi="http://schemas.microsoft.com/office/word/2010/wordprocessingInk" xmlns:wne="http://schemas.microsoft.com/office/word/2006/wordml" xmlns:wps="http://schemas.microsoft.com/office/word/2010/wordprocessingShape" mc:Ignorable="w14 w15 w16se w16cid w16 w16cex w16sdtdh w16sdtfl w16du wp14">
   <w:abstractNum w:abstractNumId="0" w15:restartNumberingAfterBreak="0">
     <w:nsid w:val="0136314B"/>
     <w:multiLevelType w:val="multilevel"/>
@@ -5336,26 +5170,26 @@
       </w:pPr>
     </w:lvl>
   </w:abstractNum>
-  <w:num w:numId="1">
+  <w:num w:numId="1" w16cid:durableId="1148860663">
     <w:abstractNumId w:val="3"/>
   </w:num>
-  <w:num w:numId="2">
+  <w:num w:numId="2" w16cid:durableId="986277135">
     <w:abstractNumId w:val="0"/>
   </w:num>
-  <w:num w:numId="3">
+  <w:num w:numId="3" w16cid:durableId="1788281364">
     <w:abstractNumId w:val="1"/>
   </w:num>
-  <w:num w:numId="4">
+  <w:num w:numId="4" w16cid:durableId="502286227">
     <w:abstractNumId w:val="2"/>
   </w:num>
-  <w:num w:numId="5">
+  <w:num w:numId="5" w16cid:durableId="701974684">
     <w:abstractNumId w:val="4"/>
   </w:num>
 </w:numbering>
 </file>
 
 <file path=word/styles.xml><?xml version="1.0" encoding="utf-8"?>
-<w:styles xmlns:mc="http://schemas.openxmlformats.org/markup-compatibility/2006" xmlns:r="http://schemas.openxmlformats.org/officeDocument/2006/relationships" xmlns:w="http://schemas.openxmlformats.org/wordprocessingml/2006/main" xmlns:w14="http://schemas.microsoft.com/office/word/2010/wordml" xmlns:w15="http://schemas.microsoft.com/office/word/2012/wordml" mc:Ignorable="w14 w15">
+<w:styles xmlns:mc="http://schemas.openxmlformats.org/markup-compatibility/2006" xmlns:r="http://schemas.openxmlformats.org/officeDocument/2006/relationships" xmlns:w="http://schemas.openxmlformats.org/wordprocessingml/2006/main" xmlns:w14="http://schemas.microsoft.com/office/word/2010/wordml" xmlns:w15="http://schemas.microsoft.com/office/word/2012/wordml" xmlns:w16cex="http://schemas.microsoft.com/office/word/2018/wordml/cex" xmlns:w16cid="http://schemas.microsoft.com/office/word/2016/wordml/cid" xmlns:w16="http://schemas.microsoft.com/office/word/2018/wordml" xmlns:w16du="http://schemas.microsoft.com/office/word/2023/wordml/word16du" xmlns:w16sdtdh="http://schemas.microsoft.com/office/word/2020/wordml/sdtdatahash" xmlns:w16sdtfl="http://schemas.microsoft.com/office/word/2024/wordml/sdtformatlock" xmlns:w16se="http://schemas.microsoft.com/office/word/2015/wordml/symex" mc:Ignorable="w14 w15 w16se w16cid w16 w16cex w16sdtdh w16sdtfl w16du">
   <w:docDefaults>
     <w:rPrDefault>
       <w:rPr>
@@ -5371,7 +5205,7 @@
       </w:pPr>
     </w:pPrDefault>
   </w:docDefaults>
-  <w:latentStyles w:defLockedState="0" w:defUIPriority="99" w:defSemiHidden="0" w:defUnhideWhenUsed="0" w:defQFormat="0" w:count="371">
+  <w:latentStyles w:defLockedState="0" w:defUIPriority="99" w:defSemiHidden="0" w:defUnhideWhenUsed="0" w:defQFormat="0" w:count="376">
     <w:lsdException w:name="Normal" w:uiPriority="0" w:qFormat="1"/>
     <w:lsdException w:name="heading 1" w:uiPriority="9" w:qFormat="1"/>
     <w:lsdException w:name="heading 2" w:semiHidden="1" w:uiPriority="9" w:unhideWhenUsed="1" w:qFormat="1"/>
@@ -5743,6 +5577,11 @@
     <w:lsdException w:name="List Table 5 Dark Accent 6" w:uiPriority="50"/>
     <w:lsdException w:name="List Table 6 Colorful Accent 6" w:uiPriority="51"/>
     <w:lsdException w:name="List Table 7 Colorful Accent 6" w:uiPriority="52"/>
+    <w:lsdException w:name="Mention" w:semiHidden="1" w:unhideWhenUsed="1"/>
+    <w:lsdException w:name="Smart Hyperlink" w:semiHidden="1" w:unhideWhenUsed="1"/>
+    <w:lsdException w:name="Hashtag" w:semiHidden="1" w:unhideWhenUsed="1"/>
+    <w:lsdException w:name="Unresolved Mention" w:semiHidden="1" w:unhideWhenUsed="1"/>
+    <w:lsdException w:name="Smart Link" w:semiHidden="1" w:unhideWhenUsed="1"/>
   </w:latentStyles>
   <w:style w:type="paragraph" w:default="1" w:styleId="Normal">
     <w:name w:val="Normal"/>
